--- a/Studio Two PDR Planning Worksheet (3).docx
+++ b/Studio Two PDR Planning Worksheet (3).docx
@@ -1,6 +1,6 @@
 
 <file path=word/document.xml><?xml version="1.0" encoding="utf-8"?>
-<w:document xmlns:wpc="http://schemas.microsoft.com/office/word/2010/wordprocessingCanvas" xmlns:cx="http://schemas.microsoft.com/office/drawing/2014/chartex" xmlns:cx1="http://schemas.microsoft.com/office/drawing/2015/9/8/chartex" xmlns:cx2="http://schemas.microsoft.com/office/drawing/2015/10/21/chartex" xmlns:cx3="http://schemas.microsoft.com/office/drawing/2016/5/9/chartex" xmlns:cx4="http://schemas.microsoft.com/office/drawing/2016/5/10/chartex" xmlns:cx5="http://schemas.microsoft.com/office/drawing/2016/5/11/chartex" xmlns:cx6="http://schemas.microsoft.com/office/drawing/2016/5/12/chartex" xmlns:cx7="http://schemas.microsoft.com/office/drawing/2016/5/13/chartex" xmlns:cx8="http://schemas.microsoft.com/office/drawing/2016/5/14/chartex" xmlns:mc="http://schemas.openxmlformats.org/markup-compatibility/2006" xmlns:aink="http://schemas.microsoft.com/office/drawing/2016/ink" xmlns:am3d="http://schemas.microsoft.com/office/drawing/2017/model3d" xmlns:o="urn:schemas-microsoft-com:office:office" xmlns:oel="http://schemas.microsoft.com/office/2019/extlst" xmlns:r="http://schemas.openxmlformats.org/officeDocument/2006/relationships" xmlns:m="http://schemas.openxmlformats.org/officeDocument/2006/math" xmlns:v="urn:schemas-microsoft-com:vml" xmlns:wp14="http://schemas.microsoft.com/office/word/2010/wordprocessingDrawing" xmlns:wp="http://schemas.openxmlformats.org/drawingml/2006/wordprocessingDrawing" xmlns:w10="urn:schemas-microsoft-com:office:word" xmlns:w="http://schemas.openxmlformats.org/wordprocessingml/2006/main" xmlns:w14="http://schemas.microsoft.com/office/word/2010/wordml" xmlns:w15="http://schemas.microsoft.com/office/word/2012/wordml" xmlns:w16cex="http://schemas.microsoft.com/office/word/2018/wordml/cex" xmlns:w16cid="http://schemas.microsoft.com/office/word/2016/wordml/cid" xmlns:w16="http://schemas.microsoft.com/office/word/2018/wordml" xmlns:w16du="http://schemas.microsoft.com/office/word/2023/wordml/word16du" xmlns:w16sdtdh="http://schemas.microsoft.com/office/word/2020/wordml/sdtdatahash" xmlns:w16se="http://schemas.microsoft.com/office/word/2015/wordml/symex" xmlns:wpg="http://schemas.microsoft.com/office/word/2010/wordprocessingGroup" xmlns:wpi="http://schemas.microsoft.com/office/word/2010/wordprocessingInk" xmlns:wne="http://schemas.microsoft.com/office/word/2006/wordml" xmlns:wps="http://schemas.microsoft.com/office/word/2010/wordprocessingShape" mc:Ignorable="w14 w15 w16se w16cid w16 w16cex w16sdtdh w16du wp14">
+<w:document xmlns:wpc="http://schemas.microsoft.com/office/word/2010/wordprocessingCanvas" xmlns:cx="http://schemas.microsoft.com/office/drawing/2014/chartex" xmlns:cx1="http://schemas.microsoft.com/office/drawing/2015/9/8/chartex" xmlns:cx2="http://schemas.microsoft.com/office/drawing/2015/10/21/chartex" xmlns:cx3="http://schemas.microsoft.com/office/drawing/2016/5/9/chartex" xmlns:cx4="http://schemas.microsoft.com/office/drawing/2016/5/10/chartex" xmlns:cx5="http://schemas.microsoft.com/office/drawing/2016/5/11/chartex" xmlns:cx6="http://schemas.microsoft.com/office/drawing/2016/5/12/chartex" xmlns:cx7="http://schemas.microsoft.com/office/drawing/2016/5/13/chartex" xmlns:cx8="http://schemas.microsoft.com/office/drawing/2016/5/14/chartex" xmlns:mc="http://schemas.openxmlformats.org/markup-compatibility/2006" xmlns:aink="http://schemas.microsoft.com/office/drawing/2016/ink" xmlns:am3d="http://schemas.microsoft.com/office/drawing/2017/model3d" xmlns:o="urn:schemas-microsoft-com:office:office" xmlns:oel="http://schemas.microsoft.com/office/2019/extlst" xmlns:r="http://schemas.openxmlformats.org/officeDocument/2006/relationships" xmlns:m="http://schemas.openxmlformats.org/officeDocument/2006/math" xmlns:v="urn:schemas-microsoft-com:vml" xmlns:wp14="http://schemas.microsoft.com/office/word/2010/wordprocessingDrawing" xmlns:wp="http://schemas.openxmlformats.org/drawingml/2006/wordprocessingDrawing" xmlns:w10="urn:schemas-microsoft-com:office:word" xmlns:w="http://schemas.openxmlformats.org/wordprocessingml/2006/main" xmlns:w14="http://schemas.microsoft.com/office/word/2010/wordml" xmlns:w15="http://schemas.microsoft.com/office/word/2012/wordml" xmlns:w16cex="http://schemas.microsoft.com/office/word/2018/wordml/cex" xmlns:w16cid="http://schemas.microsoft.com/office/word/2016/wordml/cid" xmlns:w16="http://schemas.microsoft.com/office/word/2018/wordml" xmlns:w16du="http://schemas.microsoft.com/office/word/2023/wordml/word16du" xmlns:w16sdtdh="http://schemas.microsoft.com/office/word/2020/wordml/sdtdatahash" xmlns:w16sdtfl="http://schemas.microsoft.com/office/word/2024/wordml/sdtformatlock" xmlns:w16se="http://schemas.microsoft.com/office/word/2015/wordml/symex" xmlns:wpg="http://schemas.microsoft.com/office/word/2010/wordprocessingGroup" xmlns:wpi="http://schemas.microsoft.com/office/word/2010/wordprocessingInk" xmlns:wne="http://schemas.microsoft.com/office/word/2006/wordml" xmlns:wps="http://schemas.microsoft.com/office/word/2010/wordprocessingShape" mc:Ignorable="w14 w15 w16se w16cid w16 w16cex w16sdtdh w16sdtfl w16du wp14">
   <w:body>
     <w:p>
       <w:pPr>
@@ -265,8 +265,20 @@
           <w:szCs w:val="23"/>
           <w:lang w:val="en-US" w:eastAsia="en-GB"/>
         </w:rPr>
-        <w:t>Attend regular team meetings and stay informed at all times</w:t>
+        <w:t xml:space="preserve">Attend regular team meetings and </w:t>
       </w:r>
+      <w:proofErr w:type="gramStart"/>
+      <w:r>
+        <w:rPr>
+          <w:rFonts w:ascii="Segoe UI" w:eastAsia="Times New Roman" w:hAnsi="Segoe UI" w:cs="Segoe UI"/>
+          <w:color w:val="373A3C"/>
+          <w:sz w:val="23"/>
+          <w:szCs w:val="23"/>
+          <w:lang w:val="en-US" w:eastAsia="en-GB"/>
+        </w:rPr>
+        <w:t>stay informed at all times</w:t>
+      </w:r>
+      <w:proofErr w:type="gramEnd"/>
     </w:p>
     <w:p>
       <w:pPr>
@@ -291,7 +303,29 @@
           <w:szCs w:val="23"/>
           <w:lang w:val="en-US" w:eastAsia="en-GB"/>
         </w:rPr>
-        <w:t>Have an active presence on GitHub (backlog, kanban etc)</w:t>
+        <w:t xml:space="preserve">Have an active presence on GitHub (backlog, kanban </w:t>
+      </w:r>
+      <w:proofErr w:type="spellStart"/>
+      <w:r>
+        <w:rPr>
+          <w:rFonts w:ascii="Segoe UI" w:eastAsia="Times New Roman" w:hAnsi="Segoe UI" w:cs="Segoe UI"/>
+          <w:color w:val="373A3C"/>
+          <w:sz w:val="23"/>
+          <w:szCs w:val="23"/>
+          <w:lang w:val="en-US" w:eastAsia="en-GB"/>
+        </w:rPr>
+        <w:t>etc</w:t>
+      </w:r>
+      <w:proofErr w:type="spellEnd"/>
+      <w:r>
+        <w:rPr>
+          <w:rFonts w:ascii="Segoe UI" w:eastAsia="Times New Roman" w:hAnsi="Segoe UI" w:cs="Segoe UI"/>
+          <w:color w:val="373A3C"/>
+          <w:sz w:val="23"/>
+          <w:szCs w:val="23"/>
+          <w:lang w:val="en-US" w:eastAsia="en-GB"/>
+        </w:rPr>
+        <w:t>)</w:t>
       </w:r>
       <w:r>
         <w:rPr>
@@ -327,6 +361,8 @@
                 <w:rFonts w:cs="Arial"/>
               </w:rPr>
             </w:pPr>
+            <w:proofErr w:type="spellStart"/>
+            <w:proofErr w:type="gramStart"/>
             <w:r>
               <w:rPr>
                 <w:rFonts w:cs="Arial"/>
@@ -339,6 +375,8 @@
               </w:rPr>
               <w:t>Logan</w:t>
             </w:r>
+            <w:proofErr w:type="spellEnd"/>
+            <w:proofErr w:type="gramEnd"/>
           </w:p>
         </w:tc>
       </w:tr>
@@ -427,18 +465,42 @@
           <w:p>
             <w:pPr>
               <w:rPr>
-                <w:rFonts w:eastAsia="Calibri"/>
-                <w:szCs w:val="22"/>
-              </w:rPr>
-            </w:pPr>
-            <w:r>
-              <w:rPr>
                 <w:rFonts w:eastAsia="Calibri" w:cs="Arial"/>
                 <w:i/>
                 <w:iCs/>
                 <w:szCs w:val="22"/>
               </w:rPr>
+            </w:pPr>
+            <w:r>
+              <w:rPr>
+                <w:rFonts w:eastAsia="Calibri" w:cs="Arial"/>
+                <w:i/>
+                <w:iCs/>
+                <w:szCs w:val="22"/>
+              </w:rPr>
               <w:t>This could be for Studio, BIT or general career progression</w:t>
+            </w:r>
+          </w:p>
+          <w:p>
+            <w:pPr>
+              <w:rPr>
+                <w:rFonts w:eastAsia="Calibri"/>
+                <w:szCs w:val="22"/>
+              </w:rPr>
+            </w:pPr>
+            <w:r>
+              <w:rPr>
+                <w:rFonts w:eastAsia="Calibri" w:cs="Arial"/>
+                <w:szCs w:val="22"/>
+              </w:rPr>
+              <w:t>Finish th</w:t>
+            </w:r>
+            <w:r>
+              <w:rPr>
+                <w:rFonts w:eastAsia="Calibri" w:cs="Arial"/>
+                <w:szCs w:val="22"/>
+              </w:rPr>
+              <w:t>e degree, get a job as a system admin or something similar, sit in a room for 8-12 hours a day for a couple years, get a house, relax.</w:t>
             </w:r>
           </w:p>
         </w:tc>
@@ -482,6 +544,26 @@
               <w:t xml:space="preserve"> What are your strengths?</w:t>
             </w:r>
           </w:p>
+          <w:p>
+            <w:pPr>
+              <w:rPr>
+                <w:rFonts w:cs="Arial"/>
+              </w:rPr>
+            </w:pPr>
+            <w:r>
+              <w:rPr>
+                <w:rFonts w:cs="Arial"/>
+              </w:rPr>
+              <w:t>I’ve gotten more sleep, worked on my people skills, gotten better at arriving on time, and started tutoring.</w:t>
+            </w:r>
+          </w:p>
+          <w:p>
+            <w:pPr>
+              <w:rPr>
+                <w:rFonts w:cs="Arial"/>
+              </w:rPr>
+            </w:pPr>
+          </w:p>
         </w:tc>
       </w:tr>
       <w:tr>
@@ -515,18 +597,35 @@
           <w:p>
             <w:pPr>
               <w:rPr>
-                <w:rFonts w:eastAsia="Calibri"/>
-                <w:szCs w:val="22"/>
-              </w:rPr>
-            </w:pPr>
-            <w:r>
-              <w:rPr>
                 <w:rFonts w:eastAsia="Calibri" w:cs="Arial"/>
                 <w:i/>
                 <w:iCs/>
                 <w:szCs w:val="22"/>
               </w:rPr>
+            </w:pPr>
+            <w:r>
+              <w:rPr>
+                <w:rFonts w:eastAsia="Calibri" w:cs="Arial"/>
+                <w:i/>
+                <w:iCs/>
+                <w:szCs w:val="22"/>
+              </w:rPr>
               <w:t>If you could replay the semester over again, what improvements would you make?</w:t>
+            </w:r>
+          </w:p>
+          <w:p>
+            <w:pPr>
+              <w:rPr>
+                <w:rFonts w:eastAsia="Calibri"/>
+                <w:szCs w:val="22"/>
+              </w:rPr>
+            </w:pPr>
+            <w:r>
+              <w:rPr>
+                <w:rFonts w:eastAsia="Calibri"/>
+                <w:szCs w:val="22"/>
+              </w:rPr>
+              <w:t>I need to stop procrastinating as much and start work on projects earlier.</w:t>
             </w:r>
           </w:p>
         </w:tc>
@@ -564,11 +663,24 @@
                 <w:rFonts w:cs="Arial"/>
               </w:rPr>
             </w:pPr>
-            <w:r>
+          </w:p>
+          <w:p>
+            <w:pPr>
               <w:rPr>
                 <w:rFonts w:cs="Arial"/>
               </w:rPr>
+            </w:pPr>
+            <w:r>
+              <w:rPr>
+                <w:rFonts w:cs="Arial"/>
+              </w:rPr>
               <w:t>Figure out a way to arrive earlier while still having enough sleep</w:t>
+            </w:r>
+            <w:r>
+              <w:rPr>
+                <w:rFonts w:cs="Arial"/>
+              </w:rPr>
+              <w:t>.</w:t>
             </w:r>
           </w:p>
         </w:tc>
@@ -724,11 +836,19 @@
               </w:rPr>
               <w:t xml:space="preserve">mid-semester </w:t>
             </w:r>
+            <w:proofErr w:type="gramStart"/>
             <w:r>
               <w:rPr>
                 <w:rFonts w:cs="Arial"/>
               </w:rPr>
-              <w:t>PDR you will have only completed some of the objectives. Just bring evidence of those ones)</w:t>
+              <w:t>PDR</w:t>
+            </w:r>
+            <w:proofErr w:type="gramEnd"/>
+            <w:r>
+              <w:rPr>
+                <w:rFonts w:cs="Arial"/>
+              </w:rPr>
+              <w:t xml:space="preserve"> you will have only completed some of the objectives. Just bring evidence of those ones)</w:t>
             </w:r>
           </w:p>
           <w:p>
@@ -921,7 +1041,23 @@
                 <w:rFonts w:eastAsia="Calibri"/>
                 <w:szCs w:val="22"/>
               </w:rPr>
-              <w:t>After the meetings we took a transcript of everything the client said and placed it into our projects github wiki. Adding little links to go to specific parts of the meeting to help us make sure that we stayed on track with what the client wanted.</w:t>
+              <w:t xml:space="preserve">After the meetings we took a transcript of everything the client said and placed it into our projects </w:t>
+            </w:r>
+            <w:proofErr w:type="spellStart"/>
+            <w:r>
+              <w:rPr>
+                <w:rFonts w:eastAsia="Calibri"/>
+                <w:szCs w:val="22"/>
+              </w:rPr>
+              <w:t>github</w:t>
+            </w:r>
+            <w:proofErr w:type="spellEnd"/>
+            <w:r>
+              <w:rPr>
+                <w:rFonts w:eastAsia="Calibri"/>
+                <w:szCs w:val="22"/>
+              </w:rPr>
+              <w:t xml:space="preserve"> wiki. Adding little links to go to specific parts of the meeting to help us make sure that we stayed on track with what the client wanted.</w:t>
             </w:r>
           </w:p>
           <w:p>
@@ -935,6 +1071,7 @@
             <w:r>
               <w:rPr>
                 <w:rFonts w:eastAsia="Calibri"/>
+                <w:noProof/>
                 <w:szCs w:val="22"/>
               </w:rPr>
               <w:drawing>
@@ -1050,7 +1187,27 @@
                 <w:iCs/>
                 <w:szCs w:val="22"/>
               </w:rPr>
-              <w:t xml:space="preserve"> techniques to ensure the customers would get what they actually need.</w:t>
+              <w:t xml:space="preserve"> techniques to ensure the customers would get what they </w:t>
+            </w:r>
+            <w:proofErr w:type="gramStart"/>
+            <w:r>
+              <w:rPr>
+                <w:rFonts w:eastAsia="Calibri"/>
+                <w:i/>
+                <w:iCs/>
+                <w:szCs w:val="22"/>
+              </w:rPr>
+              <w:t>actually need</w:t>
+            </w:r>
+            <w:proofErr w:type="gramEnd"/>
+            <w:r>
+              <w:rPr>
+                <w:rFonts w:eastAsia="Calibri"/>
+                <w:i/>
+                <w:iCs/>
+                <w:szCs w:val="22"/>
+              </w:rPr>
+              <w:t>.</w:t>
             </w:r>
           </w:p>
           <w:p>
@@ -1076,7 +1233,23 @@
                 <w:szCs w:val="22"/>
               </w:rPr>
               <w:lastRenderedPageBreak/>
-              <w:t>We empathised with the client during the meeting asking questions to help us narrow down on what exactly the client wanted. We defined and ideated on what the client needed during our stand up meeting every day. And we prototyped and tested an entire website using github and teamwork.</w:t>
+              <w:t xml:space="preserve">We empathised with the client during the meeting asking questions to help us narrow down on what exactly the client wanted. We defined and ideated on what the client needed during our stand up meeting every day. And we prototyped and tested an entire website using </w:t>
+            </w:r>
+            <w:proofErr w:type="spellStart"/>
+            <w:r>
+              <w:rPr>
+                <w:rFonts w:eastAsia="Calibri"/>
+                <w:szCs w:val="22"/>
+              </w:rPr>
+              <w:t>github</w:t>
+            </w:r>
+            <w:proofErr w:type="spellEnd"/>
+            <w:r>
+              <w:rPr>
+                <w:rFonts w:eastAsia="Calibri"/>
+                <w:szCs w:val="22"/>
+              </w:rPr>
+              <w:t xml:space="preserve"> and teamwork.</w:t>
             </w:r>
           </w:p>
           <w:p>
@@ -1228,7 +1401,23 @@
                 <w:rFonts w:eastAsia="Calibri"/>
                 <w:szCs w:val="22"/>
               </w:rPr>
-              <w:t>best pull request and all of the issue tags</w:t>
+              <w:t xml:space="preserve">best pull request and </w:t>
+            </w:r>
+            <w:proofErr w:type="gramStart"/>
+            <w:r>
+              <w:rPr>
+                <w:rFonts w:eastAsia="Calibri"/>
+                <w:szCs w:val="22"/>
+              </w:rPr>
+              <w:t>all of</w:t>
+            </w:r>
+            <w:proofErr w:type="gramEnd"/>
+            <w:r>
+              <w:rPr>
+                <w:rFonts w:eastAsia="Calibri"/>
+                <w:szCs w:val="22"/>
+              </w:rPr>
+              <w:t xml:space="preserve"> the issue tags</w:t>
             </w:r>
           </w:p>
           <w:p>
@@ -1242,6 +1431,7 @@
             <w:r>
               <w:rPr>
                 <w:rFonts w:eastAsia="Calibri"/>
+                <w:noProof/>
                 <w:szCs w:val="22"/>
               </w:rPr>
               <w:drawing>
@@ -1292,6 +1482,7 @@
             <w:r>
               <w:rPr>
                 <w:rFonts w:eastAsia="Calibri"/>
+                <w:noProof/>
                 <w:szCs w:val="22"/>
               </w:rPr>
               <w:drawing>
@@ -1373,7 +1564,47 @@
                 <w:iCs/>
                 <w:szCs w:val="22"/>
               </w:rPr>
-              <w:t xml:space="preserve">Give examples of your code contributions that you’re most proud of. You’ll need to show code that’s at the level expected of a second-semester student, and demonstrate that you have contributed </w:t>
+              <w:t xml:space="preserve">Give examples of your code contributions that you’re most proud of. You’ll need to show code that’s at the level expected of a </w:t>
+            </w:r>
+            <w:proofErr w:type="gramStart"/>
+            <w:r>
+              <w:rPr>
+                <w:rFonts w:eastAsia="Calibri"/>
+                <w:i/>
+                <w:iCs/>
+                <w:szCs w:val="22"/>
+              </w:rPr>
+              <w:t>second-semester</w:t>
+            </w:r>
+            <w:proofErr w:type="gramEnd"/>
+            <w:r>
+              <w:rPr>
+                <w:rFonts w:eastAsia="Calibri"/>
+                <w:i/>
+                <w:iCs/>
+                <w:szCs w:val="22"/>
+              </w:rPr>
+              <w:t xml:space="preserve"> </w:t>
+            </w:r>
+            <w:proofErr w:type="gramStart"/>
+            <w:r>
+              <w:rPr>
+                <w:rFonts w:eastAsia="Calibri"/>
+                <w:i/>
+                <w:iCs/>
+                <w:szCs w:val="22"/>
+              </w:rPr>
+              <w:t>student, and</w:t>
+            </w:r>
+            <w:proofErr w:type="gramEnd"/>
+            <w:r>
+              <w:rPr>
+                <w:rFonts w:eastAsia="Calibri"/>
+                <w:i/>
+                <w:iCs/>
+                <w:szCs w:val="22"/>
+              </w:rPr>
+              <w:t xml:space="preserve"> demonstrate that you have contributed </w:t>
             </w:r>
             <w:r>
               <w:rPr>
@@ -1405,6 +1636,7 @@
             <w:r>
               <w:rPr>
                 <w:rFonts w:eastAsia="Calibri"/>
+                <w:noProof/>
                 <w:szCs w:val="22"/>
               </w:rPr>
               <w:lastRenderedPageBreak/>
@@ -1456,6 +1688,7 @@
             <w:r>
               <w:rPr>
                 <w:rFonts w:eastAsia="Calibri"/>
+                <w:noProof/>
                 <w:szCs w:val="22"/>
               </w:rPr>
               <w:drawing>
@@ -1635,7 +1868,23 @@
                 <w:rFonts w:eastAsia="Calibri"/>
                 <w:szCs w:val="22"/>
               </w:rPr>
-              <w:t>When we didn’t have a meeting we had a couple instances of people working on similar or even the same thing.</w:t>
+              <w:t xml:space="preserve">When we didn’t have a </w:t>
+            </w:r>
+            <w:proofErr w:type="gramStart"/>
+            <w:r>
+              <w:rPr>
+                <w:rFonts w:eastAsia="Calibri"/>
+                <w:szCs w:val="22"/>
+              </w:rPr>
+              <w:t>meeting</w:t>
+            </w:r>
+            <w:proofErr w:type="gramEnd"/>
+            <w:r>
+              <w:rPr>
+                <w:rFonts w:eastAsia="Calibri"/>
+                <w:szCs w:val="22"/>
+              </w:rPr>
+              <w:t xml:space="preserve"> we had a couple instances of people working on similar or even the same thing.</w:t>
             </w:r>
           </w:p>
           <w:p>
@@ -1734,6 +1983,7 @@
                 <w:rFonts w:eastAsia="Calibri"/>
                 <w:i/>
                 <w:iCs/>
+                <w:noProof/>
                 <w:szCs w:val="22"/>
               </w:rPr>
               <w:drawing>
@@ -1808,6 +2058,7 @@
                 <w:rFonts w:eastAsia="Calibri"/>
                 <w:i/>
                 <w:iCs/>
+                <w:noProof/>
                 <w:szCs w:val="22"/>
               </w:rPr>
               <w:drawing>
@@ -1882,6 +2133,7 @@
                 <w:rFonts w:eastAsia="Calibri"/>
                 <w:i/>
                 <w:iCs/>
+                <w:noProof/>
                 <w:szCs w:val="22"/>
               </w:rPr>
               <w:drawing>
@@ -1936,6 +2188,7 @@
                 <w:rFonts w:eastAsia="Calibri"/>
                 <w:i/>
                 <w:iCs/>
+                <w:noProof/>
                 <w:szCs w:val="22"/>
               </w:rPr>
               <w:lastRenderedPageBreak/>
@@ -1991,7 +2244,7 @@
 </file>
 
 <file path=word/numbering.xml><?xml version="1.0" encoding="utf-8"?>
-<w:numbering xmlns:wpc="http://schemas.microsoft.com/office/word/2010/wordprocessingCanvas" xmlns:cx="http://schemas.microsoft.com/office/drawing/2014/chartex" xmlns:cx1="http://schemas.microsoft.com/office/drawing/2015/9/8/chartex" xmlns:cx2="http://schemas.microsoft.com/office/drawing/2015/10/21/chartex" xmlns:cx3="http://schemas.microsoft.com/office/drawing/2016/5/9/chartex" xmlns:cx4="http://schemas.microsoft.com/office/drawing/2016/5/10/chartex" xmlns:cx5="http://schemas.microsoft.com/office/drawing/2016/5/11/chartex" xmlns:cx6="http://schemas.microsoft.com/office/drawing/2016/5/12/chartex" xmlns:cx7="http://schemas.microsoft.com/office/drawing/2016/5/13/chartex" xmlns:cx8="http://schemas.microsoft.com/office/drawing/2016/5/14/chartex" xmlns:mc="http://schemas.openxmlformats.org/markup-compatibility/2006" xmlns:aink="http://schemas.microsoft.com/office/drawing/2016/ink" xmlns:am3d="http://schemas.microsoft.com/office/drawing/2017/model3d" xmlns:o="urn:schemas-microsoft-com:office:office" xmlns:oel="http://schemas.microsoft.com/office/2019/extlst" xmlns:r="http://schemas.openxmlformats.org/officeDocument/2006/relationships" xmlns:m="http://schemas.openxmlformats.org/officeDocument/2006/math" xmlns:v="urn:schemas-microsoft-com:vml" xmlns:wp14="http://schemas.microsoft.com/office/word/2010/wordprocessingDrawing" xmlns:wp="http://schemas.openxmlformats.org/drawingml/2006/wordprocessingDrawing" xmlns:w10="urn:schemas-microsoft-com:office:word" xmlns:w="http://schemas.openxmlformats.org/wordprocessingml/2006/main" xmlns:w14="http://schemas.microsoft.com/office/word/2010/wordml" xmlns:w15="http://schemas.microsoft.com/office/word/2012/wordml" xmlns:w16cex="http://schemas.microsoft.com/office/word/2018/wordml/cex" xmlns:w16cid="http://schemas.microsoft.com/office/word/2016/wordml/cid" xmlns:w16="http://schemas.microsoft.com/office/word/2018/wordml" xmlns:w16du="http://schemas.microsoft.com/office/word/2023/wordml/word16du" xmlns:w16sdtdh="http://schemas.microsoft.com/office/word/2020/wordml/sdtdatahash" xmlns:w16se="http://schemas.microsoft.com/office/word/2015/wordml/symex" xmlns:wpg="http://schemas.microsoft.com/office/word/2010/wordprocessingGroup" xmlns:wpi="http://schemas.microsoft.com/office/word/2010/wordprocessingInk" xmlns:wne="http://schemas.microsoft.com/office/word/2006/wordml" xmlns:wps="http://schemas.microsoft.com/office/word/2010/wordprocessingShape" mc:Ignorable="w14 w15 w16se w16cid w16 w16cex w16sdtdh w16du wp14">
+<w:numbering xmlns:wpc="http://schemas.microsoft.com/office/word/2010/wordprocessingCanvas" xmlns:cx="http://schemas.microsoft.com/office/drawing/2014/chartex" xmlns:cx1="http://schemas.microsoft.com/office/drawing/2015/9/8/chartex" xmlns:cx2="http://schemas.microsoft.com/office/drawing/2015/10/21/chartex" xmlns:cx3="http://schemas.microsoft.com/office/drawing/2016/5/9/chartex" xmlns:cx4="http://schemas.microsoft.com/office/drawing/2016/5/10/chartex" xmlns:cx5="http://schemas.microsoft.com/office/drawing/2016/5/11/chartex" xmlns:cx6="http://schemas.microsoft.com/office/drawing/2016/5/12/chartex" xmlns:cx7="http://schemas.microsoft.com/office/drawing/2016/5/13/chartex" xmlns:cx8="http://schemas.microsoft.com/office/drawing/2016/5/14/chartex" xmlns:mc="http://schemas.openxmlformats.org/markup-compatibility/2006" xmlns:aink="http://schemas.microsoft.com/office/drawing/2016/ink" xmlns:am3d="http://schemas.microsoft.com/office/drawing/2017/model3d" xmlns:o="urn:schemas-microsoft-com:office:office" xmlns:oel="http://schemas.microsoft.com/office/2019/extlst" xmlns:r="http://schemas.openxmlformats.org/officeDocument/2006/relationships" xmlns:m="http://schemas.openxmlformats.org/officeDocument/2006/math" xmlns:v="urn:schemas-microsoft-com:vml" xmlns:wp14="http://schemas.microsoft.com/office/word/2010/wordprocessingDrawing" xmlns:wp="http://schemas.openxmlformats.org/drawingml/2006/wordprocessingDrawing" xmlns:w10="urn:schemas-microsoft-com:office:word" xmlns:w="http://schemas.openxmlformats.org/wordprocessingml/2006/main" xmlns:w14="http://schemas.microsoft.com/office/word/2010/wordml" xmlns:w15="http://schemas.microsoft.com/office/word/2012/wordml" xmlns:w16cex="http://schemas.microsoft.com/office/word/2018/wordml/cex" xmlns:w16cid="http://schemas.microsoft.com/office/word/2016/wordml/cid" xmlns:w16="http://schemas.microsoft.com/office/word/2018/wordml" xmlns:w16du="http://schemas.microsoft.com/office/word/2023/wordml/word16du" xmlns:w16sdtdh="http://schemas.microsoft.com/office/word/2020/wordml/sdtdatahash" xmlns:w16sdtfl="http://schemas.microsoft.com/office/word/2024/wordml/sdtformatlock" xmlns:w16se="http://schemas.microsoft.com/office/word/2015/wordml/symex" xmlns:wpg="http://schemas.microsoft.com/office/word/2010/wordprocessingGroup" xmlns:wpi="http://schemas.microsoft.com/office/word/2010/wordprocessingInk" xmlns:wne="http://schemas.microsoft.com/office/word/2006/wordml" xmlns:wps="http://schemas.microsoft.com/office/word/2010/wordprocessingShape" mc:Ignorable="w14 w15 w16se w16cid w16 w16cex w16sdtdh w16sdtfl w16du wp14">
   <w:abstractNum w:abstractNumId="0" w15:restartNumberingAfterBreak="0">
     <w:nsid w:val="02C979BF"/>
     <w:multiLevelType w:val="hybridMultilevel"/>
@@ -3509,7 +3762,7 @@
 </file>
 
 <file path=word/styles.xml><?xml version="1.0" encoding="utf-8"?>
-<w:styles xmlns:mc="http://schemas.openxmlformats.org/markup-compatibility/2006" xmlns:r="http://schemas.openxmlformats.org/officeDocument/2006/relationships" xmlns:w="http://schemas.openxmlformats.org/wordprocessingml/2006/main" xmlns:w14="http://schemas.microsoft.com/office/word/2010/wordml" xmlns:w15="http://schemas.microsoft.com/office/word/2012/wordml" xmlns:w16cex="http://schemas.microsoft.com/office/word/2018/wordml/cex" xmlns:w16cid="http://schemas.microsoft.com/office/word/2016/wordml/cid" xmlns:w16="http://schemas.microsoft.com/office/word/2018/wordml" xmlns:w16du="http://schemas.microsoft.com/office/word/2023/wordml/word16du" xmlns:w16sdtdh="http://schemas.microsoft.com/office/word/2020/wordml/sdtdatahash" xmlns:w16se="http://schemas.microsoft.com/office/word/2015/wordml/symex" mc:Ignorable="w14 w15 w16se w16cid w16 w16cex w16sdtdh w16du">
+<w:styles xmlns:mc="http://schemas.openxmlformats.org/markup-compatibility/2006" xmlns:r="http://schemas.openxmlformats.org/officeDocument/2006/relationships" xmlns:w="http://schemas.openxmlformats.org/wordprocessingml/2006/main" xmlns:w14="http://schemas.microsoft.com/office/word/2010/wordml" xmlns:w15="http://schemas.microsoft.com/office/word/2012/wordml" xmlns:w16cex="http://schemas.microsoft.com/office/word/2018/wordml/cex" xmlns:w16cid="http://schemas.microsoft.com/office/word/2016/wordml/cid" xmlns:w16="http://schemas.microsoft.com/office/word/2018/wordml" xmlns:w16du="http://schemas.microsoft.com/office/word/2023/wordml/word16du" xmlns:w16sdtdh="http://schemas.microsoft.com/office/word/2020/wordml/sdtdatahash" xmlns:w16sdtfl="http://schemas.microsoft.com/office/word/2024/wordml/sdtformatlock" xmlns:w16se="http://schemas.microsoft.com/office/word/2015/wordml/symex" mc:Ignorable="w14 w15 w16se w16cid w16 w16cex w16sdtdh w16sdtfl w16du">
   <w:docDefaults>
     <w:rPrDefault>
       <w:rPr>
@@ -4408,21 +4661,6 @@
 </file>
 
 <file path=customXml/item1.xml><?xml version="1.0" encoding="utf-8"?>
-<p:properties xmlns:p="http://schemas.microsoft.com/office/2006/metadata/properties" xmlns:xsi="http://www.w3.org/2001/XMLSchema-instance" xmlns:pc="http://schemas.microsoft.com/office/infopath/2007/PartnerControls">
-  <documentManagement/>
-</p:properties>
-</file>
-
-<file path=customXml/item2.xml><?xml version="1.0" encoding="utf-8"?>
-<?mso-contentType ?>
-<FormTemplates xmlns="http://schemas.microsoft.com/sharepoint/v3/contenttype/forms">
-  <Display>DocumentLibraryForm</Display>
-  <Edit>DocumentLibraryForm</Edit>
-  <New>DocumentLibraryForm</New>
-</FormTemplates>
-</file>
-
-<file path=customXml/item3.xml><?xml version="1.0" encoding="utf-8"?>
 <ct:contentTypeSchema xmlns:ct="http://schemas.microsoft.com/office/2006/metadata/contentType" xmlns:ma="http://schemas.microsoft.com/office/2006/metadata/properties/metaAttributes" ct:_="" ma:_="" ma:contentTypeName="Document" ma:contentTypeID="0x010100550783370546224FB9D7AF4BB1E7BCFB" ma:contentTypeVersion="9" ma:contentTypeDescription="Create a new document." ma:contentTypeScope="" ma:versionID="04215a905a15e7b6afeaab886e76884a">
   <xsd:schema xmlns:xsd="http://www.w3.org/2001/XMLSchema" xmlns:xs="http://www.w3.org/2001/XMLSchema" xmlns:p="http://schemas.microsoft.com/office/2006/metadata/properties" xmlns:ns2="cbde9e05-863a-4060-b84e-02e49cc59596" targetNamespace="http://schemas.microsoft.com/office/2006/metadata/properties" ma:root="true" ma:fieldsID="159f4c2f0e3c7e8cf0e850dda9a1de34" ns2:_="">
     <xsd:import namespace="cbde9e05-863a-4060-b84e-02e49cc59596"/>
@@ -4600,24 +4838,22 @@
 </ct:contentTypeSchema>
 </file>
 
-<file path=customXml/itemProps1.xml><?xml version="1.0" encoding="utf-8"?>
-<ds:datastoreItem xmlns:ds="http://schemas.openxmlformats.org/officeDocument/2006/customXml" ds:itemID="{E0E9954E-0AF3-4A97-9148-38BDE23D0565}">
-  <ds:schemaRefs>
-    <ds:schemaRef ds:uri="http://schemas.microsoft.com/office/2006/metadata/properties"/>
-    <ds:schemaRef ds:uri="http://schemas.microsoft.com/office/infopath/2007/PartnerControls"/>
-  </ds:schemaRefs>
-</ds:datastoreItem>
+<file path=customXml/item2.xml><?xml version="1.0" encoding="utf-8"?>
+<?mso-contentType ?>
+<FormTemplates xmlns="http://schemas.microsoft.com/sharepoint/v3/contenttype/forms">
+  <Display>DocumentLibraryForm</Display>
+  <Edit>DocumentLibraryForm</Edit>
+  <New>DocumentLibraryForm</New>
+</FormTemplates>
 </file>
 
-<file path=customXml/itemProps2.xml><?xml version="1.0" encoding="utf-8"?>
-<ds:datastoreItem xmlns:ds="http://schemas.openxmlformats.org/officeDocument/2006/customXml" ds:itemID="{0EC55DE5-14AA-4D5E-AACB-5BCE9666F0F3}">
-  <ds:schemaRefs>
-    <ds:schemaRef ds:uri="http://schemas.microsoft.com/sharepoint/v3/contenttype/forms"/>
-  </ds:schemaRefs>
-</ds:datastoreItem>
+<file path=customXml/item3.xml><?xml version="1.0" encoding="utf-8"?>
+<p:properties xmlns:p="http://schemas.microsoft.com/office/2006/metadata/properties" xmlns:xsi="http://www.w3.org/2001/XMLSchema-instance" xmlns:pc="http://schemas.microsoft.com/office/infopath/2007/PartnerControls">
+  <documentManagement/>
+</p:properties>
 </file>
 
-<file path=customXml/itemProps3.xml><?xml version="1.0" encoding="utf-8"?>
+<file path=customXml/itemProps1.xml><?xml version="1.0" encoding="utf-8"?>
 <ds:datastoreItem xmlns:ds="http://schemas.openxmlformats.org/officeDocument/2006/customXml" ds:itemID="{DDB48A9B-AF63-4176-ADCD-24149A102D81}">
   <ds:schemaRefs>
     <ds:schemaRef ds:uri="http://schemas.microsoft.com/office/2006/metadata/contentType"/>
@@ -4633,4 +4869,21 @@
     <ds:schemaRef ds:uri="http://schemas.microsoft.com/internal/obd"/>
   </ds:schemaRefs>
 </ds:datastoreItem>
+</file>
+
+<file path=customXml/itemProps2.xml><?xml version="1.0" encoding="utf-8"?>
+<ds:datastoreItem xmlns:ds="http://schemas.openxmlformats.org/officeDocument/2006/customXml" ds:itemID="{0EC55DE5-14AA-4D5E-AACB-5BCE9666F0F3}">
+  <ds:schemaRefs>
+    <ds:schemaRef ds:uri="http://schemas.microsoft.com/sharepoint/v3/contenttype/forms"/>
+  </ds:schemaRefs>
+</ds:datastoreItem>
+</file>
+
+<file path=customXml/itemProps3.xml><?xml version="1.0" encoding="utf-8"?>
+<ds:datastoreItem xmlns:ds="http://schemas.openxmlformats.org/officeDocument/2006/customXml" ds:itemID="{E0E9954E-0AF3-4A97-9148-38BDE23D0565}">
+  <ds:schemaRefs>
+    <ds:schemaRef ds:uri="http://schemas.microsoft.com/office/2006/metadata/properties"/>
+    <ds:schemaRef ds:uri="http://schemas.microsoft.com/office/infopath/2007/PartnerControls"/>
+  </ds:schemaRefs>
+</ds:datastoreItem>
 </file>